--- a/public/templates/register-gxp-system-inventory.docx
+++ b/public/templates/register-gxp-system-inventory.docx
@@ -1073,7 +1073,7 @@
               <w:rPr>
                 <w:b/>
               </w:rPr>
-              <w:t>Meaning</w:t>
+              <w:t>Meaning (in plain terms)</w:t>
             </w:r>
           </w:p>
         </w:tc>
@@ -1111,7 +1111,7 @@
           <w:p>
             <w:r/>
             <w:r>
-              <w:t>Infrastructure software (operating systems, databases, middleware)</w:t>
+              <w:t>Foundational layer the applications run on, such as operating systems, database engines, and network or middleware services</w:t>
             </w:r>
           </w:p>
         </w:tc>
@@ -1146,7 +1146,7 @@
           <w:p>
             <w:r/>
             <w:r>
-              <w:t>Non-configured (used as supplied, default configuration)</w:t>
+              <w:t>Off-the-shelf product run as delivered, with no setup beyond its out-of-the-box behavior</w:t>
             </w:r>
           </w:p>
         </w:tc>
@@ -1181,7 +1181,7 @@
           <w:p>
             <w:r/>
             <w:r>
-              <w:t>Configured (configured to the business process, no custom code)</w:t>
+              <w:t>Commercial product tailored to your process through built-in settings and parameters, without writing code</w:t>
             </w:r>
           </w:p>
         </w:tc>
@@ -1216,7 +1216,7 @@
           <w:p>
             <w:r/>
             <w:r>
-              <w:t>Custom / bespoke (or custom code, scripts, macros)</w:t>
+              <w:t>Software written or coded for your needs, including bespoke applications and user-authored scripts or macros</w:t>
             </w:r>
           </w:p>
         </w:tc>
